--- a/Front Matter/Template/9_Front-Matter_Template-v4.docx
+++ b/Front Matter/Template/9_Front-Matter_Template-v4.docx
@@ -1167,7 +1167,7 @@
           <w:sz w:val="20"/>
           <w:szCs w:val="24"/>
         </w:rPr>
-        <w:t xml:space="preserve">Copyright © Singapore Chinese Orchestra Ltd. All rights reserved. </w:t>
+        <w:t>ISMN</w:t>
       </w:r>
     </w:p>
     <w:p>
@@ -1185,25 +1185,46 @@
         <w:rPr>
           <w:rFonts w:ascii="Noto Serif" w:eastAsia="Noto Serif SC" w:hAnsi="Noto Serif" w:cs="Noto Serif"/>
           <w:color w:val="000000" w:themeColor="text1"/>
-          <w:szCs w:val="32"/>
-          <w:lang w:val="en-US"/>
-        </w:rPr>
-      </w:pPr>
-      <w:r>
+          <w:sz w:val="20"/>
+          <w:szCs w:val="24"/>
+        </w:rPr>
+      </w:pPr>
+      <w:r>
+        <w:rPr>
+          <w:rFonts w:ascii="Noto Serif" w:eastAsia="Noto Serif SC" w:hAnsi="Noto Serif" w:cs="Noto Serif"/>
+          <w:color w:val="000000" w:themeColor="text1"/>
+          <w:sz w:val="20"/>
+          <w:szCs w:val="24"/>
+        </w:rPr>
+        <w:t xml:space="preserve">Copyright © Singapore Chinese Orchestra Co. Ltd. All rights reserved. </w:t>
+      </w:r>
+    </w:p>
+    <w:p>
+      <w:pPr>
+        <w:rPr>
+          <w:rFonts w:ascii="Noto Serif" w:eastAsia="Noto Serif SC" w:hAnsi="Noto Serif" w:cs="Noto Serif"/>
+          <w:color w:val="000000" w:themeColor="text1"/>
+          <w:sz w:val="20"/>
+          <w:szCs w:val="24"/>
+        </w:rPr>
+      </w:pPr>
+    </w:p>
+    <w:p>
+      <w:pPr>
         <w:rPr>
           <w:rFonts w:ascii="Noto Serif" w:eastAsia="Noto Serif SC" w:hAnsi="Noto Serif" w:cs="Noto Serif"/>
           <w:color w:val="000000" w:themeColor="text1"/>
           <w:szCs w:val="32"/>
-        </w:rPr>
-        <w:t>版权所有</w:t>
-      </w:r>
+          <w:lang w:val="en-US"/>
+        </w:rPr>
+      </w:pPr>
       <w:r>
         <w:rPr>
           <w:rFonts w:ascii="Noto Serif" w:eastAsia="Noto Serif SC" w:hAnsi="Noto Serif" w:cs="Noto Serif"/>
           <w:color w:val="000000" w:themeColor="text1"/>
           <w:szCs w:val="32"/>
         </w:rPr>
-        <w:t xml:space="preserve">, </w:t>
+        <w:t>版权所有</w:t>
       </w:r>
       <w:r>
         <w:rPr>
@@ -1211,23 +1232,23 @@
           <w:color w:val="000000" w:themeColor="text1"/>
           <w:szCs w:val="32"/>
         </w:rPr>
-        <w:t>未</w:t>
-      </w:r>
-      <w:r>
-        <w:rPr>
-          <w:rFonts w:ascii="Noto Serif" w:eastAsia="Noto Serif SC" w:hAnsi="Noto Serif" w:cs="Microsoft YaHei" w:hint="eastAsia"/>
+        <w:t xml:space="preserve">, </w:t>
+      </w:r>
+      <w:r>
+        <w:rPr>
+          <w:rFonts w:ascii="Noto Serif" w:eastAsia="Noto Serif SC" w:hAnsi="Noto Serif" w:cs="Noto Serif"/>
           <w:color w:val="000000" w:themeColor="text1"/>
           <w:szCs w:val="32"/>
         </w:rPr>
-        <w:t>经许</w:t>
-      </w:r>
-      <w:r>
-        <w:rPr>
-          <w:rFonts w:ascii="Noto Serif" w:eastAsia="Noto Serif SC" w:hAnsi="Noto Serif" w:cs="Yu Gothic" w:hint="eastAsia"/>
+        <w:t>未经许可</w:t>
+      </w:r>
+      <w:r>
+        <w:rPr>
+          <w:rFonts w:ascii="Noto Serif" w:eastAsia="Noto Serif SC" w:hAnsi="Noto Serif" w:cs="Noto Serif"/>
           <w:color w:val="000000" w:themeColor="text1"/>
           <w:szCs w:val="32"/>
         </w:rPr>
-        <w:t>可</w:t>
+        <w:t xml:space="preserve">, </w:t>
       </w:r>
       <w:r>
         <w:rPr>
@@ -1235,47 +1256,7 @@
           <w:color w:val="000000" w:themeColor="text1"/>
           <w:szCs w:val="32"/>
         </w:rPr>
-        <w:t xml:space="preserve">, </w:t>
-      </w:r>
-      <w:r>
-        <w:rPr>
-          <w:rFonts w:ascii="Noto Serif" w:eastAsia="Noto Serif SC" w:hAnsi="Noto Serif" w:cs="Noto Serif"/>
-          <w:color w:val="000000" w:themeColor="text1"/>
-          <w:szCs w:val="32"/>
-        </w:rPr>
-        <w:t>不得以任何形式印刷、复制、</w:t>
-      </w:r>
-      <w:r>
-        <w:rPr>
-          <w:rFonts w:ascii="Noto Serif" w:eastAsia="Noto Serif SC" w:hAnsi="Noto Serif" w:cs="Microsoft YaHei" w:hint="eastAsia"/>
-          <w:color w:val="000000" w:themeColor="text1"/>
-          <w:szCs w:val="32"/>
-        </w:rPr>
-        <w:t>扫</w:t>
-      </w:r>
-      <w:r>
-        <w:rPr>
-          <w:rFonts w:ascii="Noto Serif" w:eastAsia="Noto Serif SC" w:hAnsi="Noto Serif" w:cs="Yu Gothic" w:hint="eastAsia"/>
-          <w:color w:val="000000" w:themeColor="text1"/>
-          <w:szCs w:val="32"/>
-        </w:rPr>
-        <w:t>描或</w:t>
-      </w:r>
-      <w:r>
-        <w:rPr>
-          <w:rFonts w:ascii="Noto Serif" w:eastAsia="Noto Serif SC" w:hAnsi="Noto Serif" w:cs="Microsoft YaHei" w:hint="eastAsia"/>
-          <w:color w:val="000000" w:themeColor="text1"/>
-          <w:szCs w:val="32"/>
-        </w:rPr>
-        <w:t>发</w:t>
-      </w:r>
-      <w:r>
-        <w:rPr>
-          <w:rFonts w:ascii="Noto Serif" w:eastAsia="Noto Serif SC" w:hAnsi="Noto Serif" w:cs="Yu Gothic" w:hint="eastAsia"/>
-          <w:color w:val="000000" w:themeColor="text1"/>
-          <w:szCs w:val="32"/>
-        </w:rPr>
-        <w:t>行。</w:t>
+        <w:t>不得以任何形式印刷、复制、扫描或发行。</w:t>
       </w:r>
     </w:p>
     <w:p>
@@ -1329,50 +1310,51 @@
     <w:p>
       <w:pPr>
         <w:rPr>
-          <w:rFonts w:ascii="Noto Serif" w:eastAsia="Noto Serif SC" w:hAnsi="Noto Serif" w:cs="Noto Serif"/>
+          <w:rFonts w:ascii="Noto Serif SC" w:eastAsia="Noto Serif SC" w:hAnsi="Noto Serif SC" w:cs="Noto Serif"/>
           <w:color w:val="000000" w:themeColor="text1"/>
           <w:sz w:val="20"/>
           <w:szCs w:val="24"/>
-        </w:rPr>
-      </w:pPr>
-      <w:r>
-        <w:rPr>
-          <w:rFonts w:ascii="Noto Serif" w:eastAsia="Noto Serif SC" w:hAnsi="Noto Serif" w:cs="Noto Serif"/>
+          <w:lang w:val="en-US"/>
+        </w:rPr>
+      </w:pPr>
+      <w:r>
+        <w:rPr>
+          <w:rFonts w:ascii="Noto Serif SC" w:eastAsia="Noto Serif SC" w:hAnsi="Noto Serif SC" w:cs="Noto Serif"/>
           <w:color w:val="000000" w:themeColor="text1"/>
           <w:sz w:val="20"/>
           <w:szCs w:val="24"/>
         </w:rPr>
-        <w:t>Printed in Singapore.</w:t>
-      </w:r>
-    </w:p>
-    <w:p>
-      <w:pPr>
-        <w:rPr>
-          <w:rFonts w:ascii="Noto Serif" w:eastAsia="Noto Serif SC" w:hAnsi="Noto Serif" w:cs="Noto Serif"/>
+        <w:t>印刷于新加坡。</w:t>
+      </w:r>
+    </w:p>
+    <w:p>
+      <w:pPr>
+        <w:rPr>
+          <w:rFonts w:ascii="Noto Serif SC" w:eastAsia="Noto Serif SC" w:hAnsi="Noto Serif SC" w:cs="Noto Serif"/>
           <w:color w:val="000000" w:themeColor="text1"/>
           <w:sz w:val="20"/>
           <w:szCs w:val="24"/>
         </w:rPr>
       </w:pPr>
-    </w:p>
-    <w:p>
-      <w:pPr>
-        <w:rPr>
-          <w:rFonts w:ascii="Noto Serif" w:eastAsia="Noto Serif SC" w:hAnsi="Noto Serif" w:cs="Noto Serif"/>
+      <w:r>
+        <w:rPr>
+          <w:rFonts w:ascii="Noto Serif SC" w:eastAsia="Noto Serif SC" w:hAnsi="Noto Serif SC" w:cs="Noto Serif"/>
           <w:color w:val="000000" w:themeColor="text1"/>
           <w:sz w:val="20"/>
           <w:szCs w:val="24"/>
         </w:rPr>
-      </w:pPr>
-      <w:r>
+        <w:t>Printed in Singapore.</w:t>
+      </w:r>
+    </w:p>
+    <w:p>
+      <w:pPr>
         <w:rPr>
           <w:rFonts w:ascii="Noto Serif" w:eastAsia="Noto Serif SC" w:hAnsi="Noto Serif" w:cs="Noto Serif"/>
           <w:color w:val="000000" w:themeColor="text1"/>
           <w:sz w:val="20"/>
           <w:szCs w:val="24"/>
         </w:rPr>
-        <w:t>Singapore Chinese Orchestra Ltd.</w:t>
-      </w:r>
+      </w:pPr>
     </w:p>
     <w:p>
       <w:pPr>
@@ -1381,6 +1363,7 @@
           <w:color w:val="000000" w:themeColor="text1"/>
           <w:sz w:val="20"/>
           <w:szCs w:val="24"/>
+          <w:lang w:val="en-US"/>
         </w:rPr>
       </w:pPr>
       <w:r>
@@ -1389,8 +1372,9 @@
           <w:color w:val="000000" w:themeColor="text1"/>
           <w:sz w:val="20"/>
           <w:szCs w:val="24"/>
-        </w:rPr>
-        <w:t xml:space="preserve">Singapore Conference Hall, </w:t>
+          <w:lang w:val="en-US"/>
+        </w:rPr>
+        <w:t>新加坡华乐团有限公司</w:t>
       </w:r>
     </w:p>
     <w:p>
@@ -1400,6 +1384,7 @@
           <w:color w:val="000000" w:themeColor="text1"/>
           <w:sz w:val="20"/>
           <w:szCs w:val="24"/>
+          <w:lang w:val="en-US"/>
         </w:rPr>
       </w:pPr>
       <w:r>
@@ -1408,27 +1393,294 @@
           <w:color w:val="000000" w:themeColor="text1"/>
           <w:sz w:val="20"/>
           <w:szCs w:val="24"/>
-        </w:rPr>
-        <w:t xml:space="preserve">7 Shenton Way, </w:t>
-      </w:r>
-    </w:p>
-    <w:p>
-      <w:pPr>
+          <w:lang w:val="en-US"/>
+        </w:rPr>
+        <w:t>珊顿道</w:t>
+      </w:r>
+      <w:r>
         <w:rPr>
           <w:rFonts w:ascii="Noto Serif" w:eastAsia="Noto Serif SC" w:hAnsi="Noto Serif" w:cs="Noto Serif"/>
           <w:color w:val="000000" w:themeColor="text1"/>
           <w:sz w:val="20"/>
           <w:szCs w:val="24"/>
-        </w:rPr>
-      </w:pPr>
+          <w:lang w:val="en-US"/>
+        </w:rPr>
+        <w:t>7</w:t>
+      </w:r>
       <w:r>
         <w:rPr>
           <w:rFonts w:ascii="Noto Serif" w:eastAsia="Noto Serif SC" w:hAnsi="Noto Serif" w:cs="Noto Serif"/>
           <w:color w:val="000000" w:themeColor="text1"/>
           <w:sz w:val="20"/>
           <w:szCs w:val="24"/>
+          <w:lang w:val="en-US"/>
+        </w:rPr>
+        <w:t>号</w:t>
+      </w:r>
+    </w:p>
+    <w:p>
+      <w:pPr>
+        <w:rPr>
+          <w:rFonts w:ascii="Noto Serif" w:eastAsia="Noto Serif SC" w:hAnsi="Noto Serif" w:cs="Noto Serif"/>
+          <w:color w:val="000000" w:themeColor="text1"/>
+          <w:sz w:val="20"/>
+          <w:szCs w:val="24"/>
+          <w:lang w:val="en-US"/>
+        </w:rPr>
+      </w:pPr>
+      <w:r>
+        <w:rPr>
+          <w:rFonts w:ascii="Noto Serif" w:eastAsia="Noto Serif SC" w:hAnsi="Noto Serif" w:cs="Noto Serif"/>
+          <w:color w:val="000000" w:themeColor="text1"/>
+          <w:sz w:val="20"/>
+          <w:szCs w:val="24"/>
+          <w:lang w:val="en-US"/>
+        </w:rPr>
+        <w:t>新加坡大会堂</w:t>
+      </w:r>
+    </w:p>
+    <w:p>
+      <w:pPr>
+        <w:rPr>
+          <w:rFonts w:ascii="Noto Serif" w:eastAsia="Noto Serif SC" w:hAnsi="Noto Serif" w:cs="Noto Serif"/>
+          <w:color w:val="000000" w:themeColor="text1"/>
+          <w:sz w:val="20"/>
+          <w:szCs w:val="24"/>
+          <w:lang w:val="en-US"/>
+        </w:rPr>
+      </w:pPr>
+      <w:r>
+        <w:rPr>
+          <w:rFonts w:ascii="Noto Serif" w:eastAsia="Noto Serif SC" w:hAnsi="Noto Serif" w:cs="Noto Serif"/>
+          <w:color w:val="000000" w:themeColor="text1"/>
+          <w:sz w:val="20"/>
+          <w:szCs w:val="24"/>
+          <w:lang w:val="en-US"/>
+        </w:rPr>
+        <w:t>新加坡邮区</w:t>
+      </w:r>
+      <w:r>
+        <w:rPr>
+          <w:rFonts w:ascii="Noto Serif" w:eastAsia="Noto Serif SC" w:hAnsi="Noto Serif" w:cs="Noto Serif"/>
+          <w:color w:val="000000" w:themeColor="text1"/>
+          <w:sz w:val="20"/>
+          <w:szCs w:val="24"/>
+          <w:lang w:val="en-US"/>
+        </w:rPr>
+        <w:t> 068810</w:t>
+      </w:r>
+    </w:p>
+    <w:p>
+      <w:pPr>
+        <w:rPr>
+          <w:rFonts w:ascii="Noto Serif" w:eastAsia="Noto Serif SC" w:hAnsi="Noto Serif" w:cs="Noto Serif"/>
+          <w:color w:val="000000" w:themeColor="text1"/>
+          <w:sz w:val="20"/>
+          <w:szCs w:val="24"/>
+        </w:rPr>
+      </w:pPr>
+    </w:p>
+    <w:p>
+      <w:pPr>
+        <w:rPr>
+          <w:rFonts w:ascii="Noto Serif" w:eastAsia="Noto Serif SC" w:hAnsi="Noto Serif" w:cs="Noto Serif"/>
+          <w:color w:val="000000" w:themeColor="text1"/>
+          <w:sz w:val="20"/>
+          <w:szCs w:val="24"/>
+          <w:lang w:val="en-US"/>
+        </w:rPr>
+      </w:pPr>
+      <w:r>
+        <w:rPr>
+          <w:rFonts w:ascii="Noto Serif" w:eastAsia="Noto Serif SC" w:hAnsi="Noto Serif" w:cs="Noto Serif"/>
+          <w:color w:val="000000" w:themeColor="text1"/>
+          <w:sz w:val="20"/>
+          <w:szCs w:val="24"/>
+          <w:lang w:val="en-US"/>
+        </w:rPr>
+        <w:t>Singapore Chinese Orchestra Co. Ltd.</w:t>
+      </w:r>
+    </w:p>
+    <w:p>
+      <w:pPr>
+        <w:rPr>
+          <w:rFonts w:ascii="Noto Serif" w:eastAsia="Noto Serif SC" w:hAnsi="Noto Serif" w:cs="Noto Serif"/>
+          <w:color w:val="000000" w:themeColor="text1"/>
+          <w:sz w:val="20"/>
+          <w:szCs w:val="24"/>
+          <w:lang w:val="en-US"/>
+        </w:rPr>
+      </w:pPr>
+      <w:r>
+        <w:rPr>
+          <w:rFonts w:ascii="Noto Serif" w:eastAsia="Noto Serif SC" w:hAnsi="Noto Serif" w:cs="Noto Serif"/>
+          <w:color w:val="000000" w:themeColor="text1"/>
+          <w:sz w:val="20"/>
+          <w:szCs w:val="24"/>
+          <w:lang w:val="en-US"/>
+        </w:rPr>
+        <w:t>7 Shenton Way</w:t>
+      </w:r>
+    </w:p>
+    <w:p>
+      <w:pPr>
+        <w:rPr>
+          <w:rFonts w:ascii="Noto Serif" w:eastAsia="Noto Serif SC" w:hAnsi="Noto Serif" w:cs="Noto Serif"/>
+          <w:color w:val="000000" w:themeColor="text1"/>
+          <w:sz w:val="20"/>
+          <w:szCs w:val="24"/>
+          <w:lang w:val="en-US"/>
+        </w:rPr>
+      </w:pPr>
+      <w:r>
+        <w:rPr>
+          <w:rFonts w:ascii="Noto Serif" w:eastAsia="Noto Serif SC" w:hAnsi="Noto Serif" w:cs="Noto Serif"/>
+          <w:color w:val="000000" w:themeColor="text1"/>
+          <w:sz w:val="20"/>
+          <w:szCs w:val="24"/>
+          <w:lang w:val="en-US"/>
+        </w:rPr>
+        <w:t>Singapore Conference Hall</w:t>
+      </w:r>
+    </w:p>
+    <w:p>
+      <w:pPr>
+        <w:rPr>
+          <w:rFonts w:ascii="Noto Serif" w:eastAsia="Noto Serif SC" w:hAnsi="Noto Serif" w:cs="Noto Serif"/>
+          <w:color w:val="000000" w:themeColor="text1"/>
+          <w:sz w:val="20"/>
+          <w:szCs w:val="24"/>
+          <w:lang w:val="en-US"/>
+        </w:rPr>
+      </w:pPr>
+      <w:r>
+        <w:rPr>
+          <w:rFonts w:ascii="Noto Serif" w:eastAsia="Noto Serif SC" w:hAnsi="Noto Serif" w:cs="Noto Serif"/>
+          <w:color w:val="000000" w:themeColor="text1"/>
+          <w:sz w:val="20"/>
+          <w:szCs w:val="24"/>
+          <w:lang w:val="en-US"/>
         </w:rPr>
         <w:t>Singapore 068810</w:t>
+      </w:r>
+    </w:p>
+    <w:p>
+      <w:pPr>
+        <w:rPr>
+          <w:rFonts w:ascii="Noto Serif" w:eastAsia="Noto Serif SC" w:hAnsi="Noto Serif" w:cs="Noto Serif"/>
+          <w:b/>
+          <w:sz w:val="20"/>
+          <w:szCs w:val="20"/>
+          <w:lang w:val="en-US"/>
+        </w:rPr>
+      </w:pPr>
+    </w:p>
+    <w:p>
+      <w:pPr>
+        <w:rPr>
+          <w:rFonts w:ascii="Noto Serif" w:eastAsia="Noto Serif SC" w:hAnsi="Noto Serif" w:cs="Noto Serif"/>
+          <w:sz w:val="20"/>
+          <w:szCs w:val="20"/>
+          <w:lang w:val="en-US"/>
+        </w:rPr>
+      </w:pPr>
+      <w:r>
+        <w:rPr>
+          <w:rFonts w:ascii="Noto Serif" w:eastAsia="Noto Serif SC" w:hAnsi="Noto Serif" w:cs="Noto Serif"/>
+          <w:sz w:val="20"/>
+          <w:szCs w:val="20"/>
+          <w:lang w:val="en-US"/>
+        </w:rPr>
+        <w:t>网站</w:t>
+      </w:r>
+      <w:r>
+        <w:rPr>
+          <w:rFonts w:ascii="Noto Serif" w:eastAsia="Noto Serif SC" w:hAnsi="Noto Serif" w:cs="Noto Serif"/>
+          <w:sz w:val="20"/>
+          <w:szCs w:val="20"/>
+          <w:lang w:val="en-US"/>
+        </w:rPr>
+        <w:t>Website: </w:t>
+      </w:r>
+      <w:hyperlink r:id="rId8" w:tgtFrame="_blank" w:history="1">
+        <w:r>
+          <w:rPr>
+            <w:rStyle w:val="Hyperlink"/>
+            <w:rFonts w:ascii="Noto Serif" w:eastAsia="Noto Serif SC" w:hAnsi="Noto Serif" w:cs="Noto Serif"/>
+            <w:sz w:val="20"/>
+            <w:szCs w:val="20"/>
+            <w:lang w:val="en-US"/>
+          </w:rPr>
+          <w:t>www.sco.com.sg</w:t>
+        </w:r>
+      </w:hyperlink>
+    </w:p>
+    <w:p>
+      <w:pPr>
+        <w:rPr>
+          <w:rFonts w:ascii="Noto Serif" w:eastAsia="Noto Serif SC" w:hAnsi="Noto Serif" w:cs="Noto Serif"/>
+          <w:sz w:val="20"/>
+          <w:szCs w:val="20"/>
+          <w:lang w:val="en-US"/>
+        </w:rPr>
+      </w:pPr>
+      <w:r>
+        <w:rPr>
+          <w:rFonts w:ascii="Noto Serif" w:eastAsia="Noto Serif SC" w:hAnsi="Noto Serif" w:cs="Noto Serif"/>
+          <w:sz w:val="20"/>
+          <w:szCs w:val="20"/>
+          <w:lang w:val="en-US"/>
+        </w:rPr>
+        <w:t>电邮</w:t>
+      </w:r>
+      <w:r>
+        <w:rPr>
+          <w:rFonts w:ascii="Noto Serif" w:eastAsia="Noto Serif SC" w:hAnsi="Noto Serif" w:cs="Noto Serif"/>
+          <w:sz w:val="20"/>
+          <w:szCs w:val="20"/>
+          <w:lang w:val="en-US"/>
+        </w:rPr>
+        <w:t>Email: </w:t>
+      </w:r>
+      <w:hyperlink r:id="rId9" w:tgtFrame="_blank" w:history="1">
+        <w:r>
+          <w:rPr>
+            <w:rStyle w:val="Hyperlink"/>
+            <w:rFonts w:ascii="Noto Serif" w:eastAsia="Noto Serif SC" w:hAnsi="Noto Serif" w:cs="Noto Serif"/>
+            <w:sz w:val="20"/>
+            <w:szCs w:val="20"/>
+            <w:lang w:val="en-US"/>
+          </w:rPr>
+          <w:t>aa@sco.com.sg</w:t>
+        </w:r>
+      </w:hyperlink>
+    </w:p>
+    <w:p>
+      <w:pPr>
+        <w:rPr>
+          <w:rFonts w:ascii="Noto Serif" w:eastAsia="Noto Serif SC" w:hAnsi="Noto Serif" w:cs="Noto Serif"/>
+          <w:sz w:val="20"/>
+          <w:szCs w:val="20"/>
+          <w:lang w:val="en-US"/>
+        </w:rPr>
+      </w:pPr>
+      <w:r>
+        <w:rPr>
+          <w:rFonts w:ascii="Noto Serif" w:eastAsia="Noto Serif SC" w:hAnsi="Noto Serif" w:cs="Noto Serif"/>
+          <w:sz w:val="20"/>
+          <w:szCs w:val="20"/>
+          <w:lang w:val="en-US"/>
+        </w:rPr>
+        <w:t>电话</w:t>
+      </w:r>
+      <w:r>
+        <w:rPr>
+          <w:rFonts w:ascii="Noto Serif" w:eastAsia="Noto Serif SC" w:hAnsi="Noto Serif" w:cs="Noto Serif"/>
+          <w:sz w:val="20"/>
+          <w:szCs w:val="20"/>
+          <w:lang w:val="en-US"/>
+        </w:rPr>
+        <w:t>Telephone: (65) 6557 4025</w:t>
       </w:r>
     </w:p>
     <w:p>
@@ -1441,6 +1693,24 @@
           <w:lang w:val="en-US"/>
         </w:rPr>
       </w:pPr>
+      <w:r>
+        <w:rPr>
+          <w:rFonts w:ascii="Noto Serif" w:eastAsia="Noto Serif SC" w:hAnsi="Noto Serif" w:cs="Noto Serif"/>
+          <w:sz w:val="20"/>
+          <w:szCs w:val="20"/>
+          <w:lang w:val="en-US"/>
+        </w:rPr>
+        <w:t>传真</w:t>
+      </w:r>
+      <w:r>
+        <w:rPr>
+          <w:rFonts w:ascii="Noto Serif" w:eastAsia="Noto Serif SC" w:hAnsi="Noto Serif" w:cs="Noto Serif"/>
+          <w:sz w:val="20"/>
+          <w:szCs w:val="20"/>
+          <w:lang w:val="en-US"/>
+        </w:rPr>
+        <w:t>Fax: (65) 6557 275</w:t>
+      </w:r>
     </w:p>
     <w:p>
       <w:pPr>
@@ -1502,22 +1772,22 @@
         </w:rPr>
         <w:lastRenderedPageBreak/>
         <w:drawing>
-          <wp:anchor distT="0" distB="0" distL="114300" distR="114300" simplePos="0" relativeHeight="251659264" behindDoc="1" locked="0" layoutInCell="1" allowOverlap="1" wp14:anchorId="43A3226D" wp14:editId="31602D98">
+          <wp:anchor distT="0" distB="0" distL="114300" distR="114300" simplePos="0" relativeHeight="251659264" behindDoc="1" locked="0" layoutInCell="1" allowOverlap="1" wp14:anchorId="43A3226D" wp14:editId="2075D2D4">
             <wp:simplePos x="0" y="0"/>
             <wp:positionH relativeFrom="margin">
-              <wp:align>right</wp:align>
+              <wp:posOffset>5093335</wp:posOffset>
             </wp:positionH>
             <wp:positionV relativeFrom="paragraph">
-              <wp:posOffset>931545</wp:posOffset>
+              <wp:posOffset>934085</wp:posOffset>
             </wp:positionV>
-            <wp:extent cx="3246755" cy="2164080"/>
-            <wp:effectExtent l="0" t="0" r="0" b="7620"/>
+            <wp:extent cx="3403600" cy="2822575"/>
+            <wp:effectExtent l="0" t="0" r="0" b="0"/>
             <wp:wrapTight wrapText="bothSides">
               <wp:wrapPolygon edited="0">
                 <wp:start x="0" y="0"/>
-                <wp:lineTo x="0" y="21486"/>
-                <wp:lineTo x="21418" y="21486"/>
-                <wp:lineTo x="21418" y="0"/>
+                <wp:lineTo x="0" y="21479"/>
+                <wp:lineTo x="21519" y="21479"/>
+                <wp:lineTo x="21519" y="0"/>
                 <wp:lineTo x="0" y="0"/>
               </wp:wrapPolygon>
             </wp:wrapTight>
@@ -1534,23 +1804,21 @@
                       <a:picLocks noChangeAspect="1" noChangeArrowheads="1"/>
                     </pic:cNvPicPr>
                   </pic:nvPicPr>
-                  <pic:blipFill>
-                    <a:blip r:embed="rId8" cstate="print">
+                  <pic:blipFill rotWithShape="1">
+                    <a:blip r:embed="rId10" cstate="print">
                       <a:extLst>
                         <a:ext uri="{28A0092B-C50C-407E-A947-70E740481C1C}">
                           <a14:useLocalDpi xmlns:a14="http://schemas.microsoft.com/office/drawing/2010/main" val="0"/>
                         </a:ext>
                       </a:extLst>
                     </a:blip>
-                    <a:srcRect/>
-                    <a:stretch>
-                      <a:fillRect/>
-                    </a:stretch>
+                    <a:srcRect l="13314" r="6302"/>
+                    <a:stretch/>
                   </pic:blipFill>
                   <pic:spPr bwMode="auto">
                     <a:xfrm>
                       <a:off x="0" y="0"/>
-                      <a:ext cx="3246755" cy="2164080"/>
+                      <a:ext cx="3403600" cy="2822575"/>
                     </a:xfrm>
                     <a:prstGeom prst="rect">
                       <a:avLst/>
@@ -1559,6 +1827,11 @@
                     <a:ln>
                       <a:noFill/>
                     </a:ln>
+                    <a:extLst>
+                      <a:ext uri="{53640926-AAD7-44D8-BBD7-CCE9431645EC}">
+                        <a14:shadowObscured xmlns:a14="http://schemas.microsoft.com/office/drawing/2010/main"/>
+                      </a:ext>
+                    </a:extLst>
                   </pic:spPr>
                 </pic:pic>
               </a:graphicData>
@@ -1593,6 +1866,7 @@
     </w:p>
     <w:p>
       <w:pPr>
+        <w:jc w:val="both"/>
         <w:rPr>
           <w:rFonts w:ascii="Noto Serif" w:eastAsia="Noto Serif SC" w:hAnsi="Noto Serif" w:cs="Noto Serif"/>
           <w:sz w:val="24"/>
@@ -1612,16 +1886,18 @@
     </w:p>
     <w:p>
       <w:pPr>
-        <w:rPr>
-          <w:rFonts w:ascii="Noto Serif" w:eastAsia="Noto Serif SC" w:hAnsi="Noto Serif" w:cs="Noto Serif"/>
-          <w:sz w:val="24"/>
-          <w:szCs w:val="24"/>
-          <w:lang w:val="en-US"/>
-        </w:rPr>
-      </w:pPr>
-    </w:p>
-    <w:p>
-      <w:pPr>
+        <w:jc w:val="both"/>
+        <w:rPr>
+          <w:rFonts w:ascii="Noto Serif" w:eastAsia="Noto Serif SC" w:hAnsi="Noto Serif" w:cs="Noto Serif"/>
+          <w:sz w:val="24"/>
+          <w:szCs w:val="24"/>
+          <w:lang w:val="en-US"/>
+        </w:rPr>
+      </w:pPr>
+    </w:p>
+    <w:p>
+      <w:pPr>
+        <w:jc w:val="both"/>
         <w:rPr>
           <w:rFonts w:ascii="Noto Serif" w:eastAsia="Noto Serif SC" w:hAnsi="Noto Serif" w:cs="Noto Serif"/>
           <w:sz w:val="24"/>
@@ -1749,16 +2025,18 @@
     </w:p>
     <w:p>
       <w:pPr>
-        <w:rPr>
-          <w:rFonts w:ascii="Noto Serif" w:eastAsia="Noto Serif SC" w:hAnsi="Noto Serif" w:cs="Noto Serif"/>
-          <w:sz w:val="24"/>
-          <w:szCs w:val="24"/>
-          <w:lang w:val="en-US"/>
-        </w:rPr>
-      </w:pPr>
-    </w:p>
-    <w:p>
-      <w:pPr>
+        <w:jc w:val="both"/>
+        <w:rPr>
+          <w:rFonts w:ascii="Noto Serif" w:eastAsia="Noto Serif SC" w:hAnsi="Noto Serif" w:cs="Noto Serif"/>
+          <w:sz w:val="24"/>
+          <w:szCs w:val="24"/>
+          <w:lang w:val="en-US"/>
+        </w:rPr>
+      </w:pPr>
+    </w:p>
+    <w:p>
+      <w:pPr>
+        <w:jc w:val="both"/>
         <w:rPr>
           <w:rFonts w:ascii="Noto Serif" w:eastAsia="Noto Serif SC" w:hAnsi="Noto Serif" w:cs="Noto Serif"/>
           <w:sz w:val="24"/>
@@ -1870,67 +2148,53 @@
         <w:pBdr>
           <w:bottom w:val="single" w:sz="6" w:space="1" w:color="auto"/>
         </w:pBdr>
-        <w:rPr>
-          <w:rFonts w:ascii="Noto Serif" w:eastAsia="Noto Serif SC" w:hAnsi="Noto Serif" w:cs="Noto Serif"/>
-          <w:sz w:val="24"/>
-          <w:szCs w:val="24"/>
-          <w:lang w:val="en-US"/>
-        </w:rPr>
-      </w:pPr>
-    </w:p>
-    <w:p>
-      <w:pPr>
-        <w:rPr>
-          <w:rFonts w:ascii="Noto Serif" w:eastAsia="Noto Serif SC" w:hAnsi="Noto Serif" w:cs="Noto Serif"/>
-          <w:sz w:val="24"/>
-          <w:szCs w:val="24"/>
-          <w:lang w:val="en-US"/>
-        </w:rPr>
-      </w:pPr>
-    </w:p>
-    <w:p>
-      <w:pPr>
-        <w:rPr>
-          <w:rFonts w:ascii="Noto Serif" w:eastAsia="Noto Serif SC" w:hAnsi="Noto Serif" w:cs="Noto Serif"/>
-          <w:sz w:val="24"/>
-          <w:szCs w:val="24"/>
-          <w:lang w:val="en-US"/>
-        </w:rPr>
-      </w:pPr>
-    </w:p>
-    <w:p>
-      <w:pPr>
-        <w:rPr>
-          <w:rFonts w:ascii="Noto Serif" w:eastAsia="Noto Serif SC" w:hAnsi="Noto Serif" w:cs="Noto Serif"/>
-          <w:sz w:val="24"/>
-          <w:szCs w:val="24"/>
-        </w:rPr>
-      </w:pPr>
-      <w:r>
-        <w:rPr>
-          <w:rFonts w:ascii="Noto Serif" w:eastAsia="Noto Serif SC" w:hAnsi="Noto Serif" w:cs="Noto Serif"/>
-          <w:sz w:val="24"/>
-          <w:szCs w:val="24"/>
-        </w:rPr>
-        <w:t xml:space="preserve">Immersed in the cultural diversity, Chew Jun </w:t>
-      </w:r>
-      <w:proofErr w:type="gramStart"/>
-      <w:r>
-        <w:rPr>
-          <w:rFonts w:ascii="Noto Serif" w:eastAsia="Noto Serif SC" w:hAnsi="Noto Serif" w:cs="Noto Serif"/>
-          <w:sz w:val="24"/>
-          <w:szCs w:val="24"/>
-        </w:rPr>
-        <w:t>An</w:t>
-      </w:r>
-      <w:proofErr w:type="gramEnd"/>
-      <w:r>
-        <w:rPr>
-          <w:rFonts w:ascii="Noto Serif" w:eastAsia="Noto Serif SC" w:hAnsi="Noto Serif" w:cs="Noto Serif"/>
-          <w:sz w:val="24"/>
-          <w:szCs w:val="24"/>
-        </w:rPr>
-        <w:t xml:space="preserve"> seeks to seamlessly assimilate his experiences to present a unique voice in his eclectic body of works. He started his musical journey as a Chinese Dulcimer player and began writing music while exploring the synergistic possibilities between distinct musical styles through collaboration. His music exemplifies his influences by drawing inspiration from his wide-ranging artistic interests. Recent premieres include his piano solo piece </w:t>
+        <w:jc w:val="both"/>
+        <w:rPr>
+          <w:rFonts w:ascii="Noto Serif" w:eastAsia="Noto Serif SC" w:hAnsi="Noto Serif" w:cs="Noto Serif"/>
+          <w:sz w:val="24"/>
+          <w:szCs w:val="24"/>
+          <w:lang w:val="en-US"/>
+        </w:rPr>
+      </w:pPr>
+    </w:p>
+    <w:p>
+      <w:pPr>
+        <w:jc w:val="both"/>
+        <w:rPr>
+          <w:rFonts w:ascii="Noto Serif" w:eastAsia="Noto Serif SC" w:hAnsi="Noto Serif" w:cs="Noto Serif"/>
+          <w:sz w:val="24"/>
+          <w:szCs w:val="24"/>
+          <w:lang w:val="en-US"/>
+        </w:rPr>
+      </w:pPr>
+    </w:p>
+    <w:p>
+      <w:pPr>
+        <w:jc w:val="both"/>
+        <w:rPr>
+          <w:rFonts w:ascii="Noto Serif" w:eastAsia="Noto Serif SC" w:hAnsi="Noto Serif" w:cs="Noto Serif"/>
+          <w:sz w:val="24"/>
+          <w:szCs w:val="24"/>
+          <w:lang w:val="en-US"/>
+        </w:rPr>
+      </w:pPr>
+    </w:p>
+    <w:p>
+      <w:pPr>
+        <w:jc w:val="both"/>
+        <w:rPr>
+          <w:rFonts w:ascii="Noto Serif" w:eastAsia="Noto Serif SC" w:hAnsi="Noto Serif" w:cs="Noto Serif"/>
+          <w:sz w:val="24"/>
+          <w:szCs w:val="24"/>
+        </w:rPr>
+      </w:pPr>
+      <w:r>
+        <w:rPr>
+          <w:rFonts w:ascii="Noto Serif" w:eastAsia="Noto Serif SC" w:hAnsi="Noto Serif" w:cs="Noto Serif"/>
+          <w:sz w:val="24"/>
+          <w:szCs w:val="24"/>
+        </w:rPr>
+        <w:t>Immersed in the cultural diversity, Chew Jun An seeks to seamlessly assimilate his experiences to present a unique voice in his eclectic body of works. He started his musical journey as a Chinese Dulcimer player and began writing music while exploring the synergistic possibilities between distinct musical styles through collaboration. His music exemplifies his influences by drawing inspiration from his wide-ranging artistic interests. Recent premieres include his piano solo piece </w:t>
       </w:r>
       <w:r>
         <w:rPr>
@@ -2007,15 +2271,17 @@
     </w:p>
     <w:p>
       <w:pPr>
-        <w:rPr>
-          <w:rFonts w:ascii="Noto Serif" w:eastAsia="Noto Serif SC" w:hAnsi="Noto Serif" w:cs="Noto Serif"/>
-          <w:sz w:val="24"/>
-          <w:szCs w:val="24"/>
-        </w:rPr>
-      </w:pPr>
-    </w:p>
-    <w:p>
-      <w:pPr>
+        <w:jc w:val="both"/>
+        <w:rPr>
+          <w:rFonts w:ascii="Noto Serif" w:eastAsia="Noto Serif SC" w:hAnsi="Noto Serif" w:cs="Noto Serif"/>
+          <w:sz w:val="24"/>
+          <w:szCs w:val="24"/>
+        </w:rPr>
+      </w:pPr>
+    </w:p>
+    <w:p>
+      <w:pPr>
+        <w:jc w:val="both"/>
         <w:rPr>
           <w:rFonts w:ascii="Noto Serif" w:eastAsia="Noto Serif SC" w:hAnsi="Noto Serif" w:cs="Noto Serif"/>
           <w:sz w:val="24"/>
@@ -2142,6 +2408,7 @@
     </w:p>
     <w:p>
       <w:pPr>
+        <w:jc w:val="both"/>
         <w:rPr>
           <w:rFonts w:ascii="Noto Serif" w:eastAsia="Noto Serif SC" w:hAnsi="Noto Serif" w:cs="Noto Serif"/>
           <w:sz w:val="24"/>
@@ -2269,16 +2536,18 @@
     </w:p>
     <w:p>
       <w:pPr>
-        <w:rPr>
-          <w:rFonts w:ascii="Noto Serif" w:eastAsia="Noto Serif SC" w:hAnsi="Noto Serif" w:cs="Noto Serif"/>
-          <w:sz w:val="24"/>
-          <w:szCs w:val="24"/>
-          <w:lang w:val="en-US"/>
-        </w:rPr>
-      </w:pPr>
-    </w:p>
-    <w:p>
-      <w:pPr>
+        <w:jc w:val="both"/>
+        <w:rPr>
+          <w:rFonts w:ascii="Noto Serif" w:eastAsia="Noto Serif SC" w:hAnsi="Noto Serif" w:cs="Noto Serif"/>
+          <w:sz w:val="24"/>
+          <w:szCs w:val="24"/>
+          <w:lang w:val="en-US"/>
+        </w:rPr>
+      </w:pPr>
+    </w:p>
+    <w:p>
+      <w:pPr>
+        <w:jc w:val="both"/>
         <w:rPr>
           <w:rFonts w:ascii="Noto Serif" w:eastAsia="Noto Serif SC" w:hAnsi="Noto Serif" w:cs="Noto Serif"/>
           <w:sz w:val="24"/>
@@ -2319,26 +2588,29 @@
         <w:pBdr>
           <w:bottom w:val="single" w:sz="6" w:space="1" w:color="auto"/>
         </w:pBdr>
-        <w:rPr>
-          <w:rFonts w:ascii="Noto Serif" w:eastAsia="Noto Serif SC" w:hAnsi="Noto Serif" w:cs="Noto Serif"/>
-          <w:sz w:val="24"/>
-          <w:szCs w:val="24"/>
-          <w:lang w:val="en-US"/>
-        </w:rPr>
-      </w:pPr>
-    </w:p>
-    <w:p>
-      <w:pPr>
-        <w:rPr>
-          <w:rFonts w:ascii="Noto Serif" w:eastAsia="Noto Serif SC" w:hAnsi="Noto Serif" w:cs="Noto Serif"/>
-          <w:sz w:val="24"/>
-          <w:szCs w:val="24"/>
-          <w:lang w:val="en-US"/>
-        </w:rPr>
-      </w:pPr>
-    </w:p>
-    <w:p>
-      <w:pPr>
+        <w:jc w:val="both"/>
+        <w:rPr>
+          <w:rFonts w:ascii="Noto Serif" w:eastAsia="Noto Serif SC" w:hAnsi="Noto Serif" w:cs="Noto Serif"/>
+          <w:sz w:val="24"/>
+          <w:szCs w:val="24"/>
+          <w:lang w:val="en-US"/>
+        </w:rPr>
+      </w:pPr>
+    </w:p>
+    <w:p>
+      <w:pPr>
+        <w:jc w:val="both"/>
+        <w:rPr>
+          <w:rFonts w:ascii="Noto Serif" w:eastAsia="Noto Serif SC" w:hAnsi="Noto Serif" w:cs="Noto Serif"/>
+          <w:sz w:val="24"/>
+          <w:szCs w:val="24"/>
+          <w:lang w:val="en-US"/>
+        </w:rPr>
+      </w:pPr>
+    </w:p>
+    <w:p>
+      <w:pPr>
+        <w:jc w:val="both"/>
         <w:rPr>
           <w:rFonts w:ascii="Noto Serif" w:eastAsia="Noto Serif SC" w:hAnsi="Noto Serif" w:cs="Noto Serif"/>
           <w:i/>
@@ -2351,6 +2623,7 @@
     </w:p>
     <w:p>
       <w:pPr>
+        <w:jc w:val="both"/>
         <w:rPr>
           <w:rFonts w:ascii="Noto Serif" w:eastAsia="Noto Serif SC" w:hAnsi="Noto Serif" w:cs="Noto Serif"/>
           <w:sz w:val="24"/>
@@ -2450,16 +2723,18 @@
     </w:p>
     <w:p>
       <w:pPr>
-        <w:rPr>
-          <w:rFonts w:ascii="Noto Serif" w:eastAsia="Noto Serif SC" w:hAnsi="Noto Serif" w:cs="Noto Serif"/>
-          <w:sz w:val="24"/>
-          <w:szCs w:val="24"/>
-          <w:lang w:val="en-US"/>
-        </w:rPr>
-      </w:pPr>
-    </w:p>
-    <w:p>
-      <w:pPr>
+        <w:jc w:val="both"/>
+        <w:rPr>
+          <w:rFonts w:ascii="Noto Serif" w:eastAsia="Noto Serif SC" w:hAnsi="Noto Serif" w:cs="Noto Serif"/>
+          <w:sz w:val="24"/>
+          <w:szCs w:val="24"/>
+          <w:lang w:val="en-US"/>
+        </w:rPr>
+      </w:pPr>
+    </w:p>
+    <w:p>
+      <w:pPr>
+        <w:jc w:val="both"/>
         <w:rPr>
           <w:rFonts w:ascii="Noto Serif" w:eastAsia="Noto Serif SC" w:hAnsi="Noto Serif" w:cs="Noto Serif"/>
           <w:sz w:val="24"/>
@@ -3242,7 +3517,27 @@
           <w:szCs w:val="24"/>
           <w:lang w:val="en-US"/>
         </w:rPr>
-        <w:t xml:space="preserve"> Diyin Guan I, II)</w:t>
+        <w:t xml:space="preserve"> </w:t>
+      </w:r>
+      <w:proofErr w:type="spellStart"/>
+      <w:r>
+        <w:rPr>
+          <w:rFonts w:ascii="Noto Serif" w:eastAsia="Noto Serif SC" w:hAnsi="Noto Serif" w:cs="Noto Serif"/>
+          <w:sz w:val="24"/>
+          <w:szCs w:val="24"/>
+          <w:lang w:val="en-US"/>
+        </w:rPr>
+        <w:t>Diyin</w:t>
+      </w:r>
+      <w:proofErr w:type="spellEnd"/>
+      <w:r>
+        <w:rPr>
+          <w:rFonts w:ascii="Noto Serif" w:eastAsia="Noto Serif SC" w:hAnsi="Noto Serif" w:cs="Noto Serif"/>
+          <w:sz w:val="24"/>
+          <w:szCs w:val="24"/>
+          <w:lang w:val="en-US"/>
+        </w:rPr>
+        <w:t xml:space="preserve"> Guan I, II)</w:t>
       </w:r>
     </w:p>
     <w:p>
@@ -3291,7 +3586,27 @@
           <w:szCs w:val="24"/>
           <w:lang w:val="en-US"/>
         </w:rPr>
-        <w:t xml:space="preserve"> Bei Diyin Guan)</w:t>
+        <w:t xml:space="preserve"> Bei </w:t>
+      </w:r>
+      <w:proofErr w:type="spellStart"/>
+      <w:r>
+        <w:rPr>
+          <w:rFonts w:ascii="Noto Serif" w:eastAsia="Noto Serif SC" w:hAnsi="Noto Serif" w:cs="Noto Serif"/>
+          <w:sz w:val="24"/>
+          <w:szCs w:val="24"/>
+          <w:lang w:val="en-US"/>
+        </w:rPr>
+        <w:t>Diyin</w:t>
+      </w:r>
+      <w:proofErr w:type="spellEnd"/>
+      <w:r>
+        <w:rPr>
+          <w:rFonts w:ascii="Noto Serif" w:eastAsia="Noto Serif SC" w:hAnsi="Noto Serif" w:cs="Noto Serif"/>
+          <w:sz w:val="24"/>
+          <w:szCs w:val="24"/>
+          <w:lang w:val="en-US"/>
+        </w:rPr>
+        <w:t xml:space="preserve"> Guan)</w:t>
       </w:r>
     </w:p>
     <w:p>
@@ -4619,6 +4934,17 @@
     <w:uiPriority w:val="99"/>
     <w:rsid w:val="00223A00"/>
   </w:style>
+  <w:style w:type="character" w:styleId="Hyperlink">
+    <w:name w:val="Hyperlink"/>
+    <w:basedOn w:val="DefaultParagraphFont"/>
+    <w:uiPriority w:val="99"/>
+    <w:unhideWhenUsed/>
+    <w:rsid w:val="00EA28C2"/>
+    <w:rPr>
+      <w:color w:val="0563C1" w:themeColor="hyperlink"/>
+      <w:u w:val="single"/>
+    </w:rPr>
+  </w:style>
 </w:styles>
 </file>
 
